--- a/applications/wearerosie/resume.docx
+++ b/applications/wearerosie/resume.docx
@@ -1047,7 +1047,7 @@
           <w:i w:val="0"/>
           <w:color w:val="1A1A1A"/>
         </w:rPr>
-        <w:t>Full-funnel acquisition, Lifecycle Marketing, CRO / A/B Testing, Paid Media, SEO, Email Marketing, Landing Pages</w:t>
+        <w:t>Full-funnel acquisition, Lifecycle Marketing, CRO / A/B Testing, Paid Media (Meta, Google, LinkedIn Ads), SEO, Email Marketing, Landing Pages</w:t>
       </w:r>
     </w:p>
     <w:p>
